--- a/Collatio/17/1. Textos/1. Marcados/17-I.docx
+++ b/Collatio/17/1. Textos/1. Marcados/17-I.docx
@@ -1,51 +1,76 @@
 
 <file path=word/document.xml><?xml version="1.0" encoding="utf-8"?>
-<w:document xmlns:wpc="http://schemas.microsoft.com/office/word/2010/wordprocessingCanvas" xmlns:cx="http://schemas.microsoft.com/office/drawing/2014/chartex" xmlns:cx1="http://schemas.microsoft.com/office/drawing/2015/9/8/chartex" xmlns:cx2="http://schemas.microsoft.com/office/drawing/2015/10/21/chartex" xmlns:cx3="http://schemas.microsoft.com/office/drawing/2016/5/9/chartex" xmlns:cx4="http://schemas.microsoft.com/office/drawing/2016/5/10/chartex" xmlns:cx5="http://schemas.microsoft.com/office/drawing/2016/5/11/chartex" xmlns:cx6="http://schemas.microsoft.com/office/drawing/2016/5/12/chartex" xmlns:cx7="http://schemas.microsoft.com/office/drawing/2016/5/13/chartex" xmlns:cx8="http://schemas.microsoft.com/office/drawing/2016/5/14/chartex" xmlns:mc="http://schemas.openxmlformats.org/markup-compatibility/2006" xmlns:aink="http://schemas.microsoft.com/office/drawing/2016/ink" xmlns:am3d="http://schemas.microsoft.com/office/drawing/2017/model3d" xmlns:o="urn:schemas-microsoft-com:office:office" xmlns:oel="http://schemas.microsoft.com/office/2019/extlst" xmlns:r="http://schemas.openxmlformats.org/officeDocument/2006/relationships" xmlns:m="http://schemas.openxmlformats.org/officeDocument/2006/math" xmlns:v="urn:schemas-microsoft-com:vml" xmlns:wp14="http://schemas.microsoft.com/office/word/2010/wordprocessingDrawing" xmlns:wp="http://schemas.openxmlformats.org/drawingml/2006/wordprocessingDrawing" xmlns:w10="urn:schemas-microsoft-com:office:word" xmlns:w="http://schemas.openxmlformats.org/wordprocessingml/2006/main" xmlns:w14="http://schemas.microsoft.com/office/word/2010/wordml" xmlns:w15="http://schemas.microsoft.com/office/word/2012/wordml" xmlns:w16cex="http://schemas.microsoft.com/office/word/2018/wordml/cex" xmlns:w16cid="http://schemas.microsoft.com/office/word/2016/wordml/cid" xmlns:w16="http://schemas.microsoft.com/office/word/2018/wordml" xmlns:w16sdtdh="http://schemas.microsoft.com/office/word/2020/wordml/sdtdatahash" xmlns:w16se="http://schemas.microsoft.com/office/word/2015/wordml/symex" xmlns:wpg="http://schemas.microsoft.com/office/word/2010/wordprocessingGroup" xmlns:wpi="http://schemas.microsoft.com/office/word/2010/wordprocessingInk" xmlns:wne="http://schemas.microsoft.com/office/word/2006/wordml" xmlns:wps="http://schemas.microsoft.com/office/word/2010/wordprocessingShape" mc:Ignorable="w14 w15 w16se w16cid w16 w16cex w16sdtdh wp14">
+<w:document xmlns:wpc="http://schemas.microsoft.com/office/word/2010/wordprocessingCanvas" xmlns:cx="http://schemas.microsoft.com/office/drawing/2014/chartex" xmlns:cx1="http://schemas.microsoft.com/office/drawing/2015/9/8/chartex" xmlns:cx2="http://schemas.microsoft.com/office/drawing/2015/10/21/chartex" xmlns:cx3="http://schemas.microsoft.com/office/drawing/2016/5/9/chartex" xmlns:cx4="http://schemas.microsoft.com/office/drawing/2016/5/10/chartex" xmlns:cx5="http://schemas.microsoft.com/office/drawing/2016/5/11/chartex" xmlns:cx6="http://schemas.microsoft.com/office/drawing/2016/5/12/chartex" xmlns:cx7="http://schemas.microsoft.com/office/drawing/2016/5/13/chartex" xmlns:cx8="http://schemas.microsoft.com/office/drawing/2016/5/14/chartex" xmlns:mc="http://schemas.openxmlformats.org/markup-compatibility/2006" xmlns:aink="http://schemas.microsoft.com/office/drawing/2016/ink" xmlns:am3d="http://schemas.microsoft.com/office/drawing/2017/model3d" xmlns:o="urn:schemas-microsoft-com:office:office" xmlns:oel="http://schemas.microsoft.com/office/2019/extlst" xmlns:r="http://schemas.openxmlformats.org/officeDocument/2006/relationships" xmlns:m="http://schemas.openxmlformats.org/officeDocument/2006/math" xmlns:v="urn:schemas-microsoft-com:vml" xmlns:wp14="http://schemas.microsoft.com/office/word/2010/wordprocessingDrawing" xmlns:wp="http://schemas.openxmlformats.org/drawingml/2006/wordprocessingDrawing" xmlns:w10="urn:schemas-microsoft-com:office:word" xmlns:w="http://schemas.openxmlformats.org/wordprocessingml/2006/main" xmlns:w14="http://schemas.microsoft.com/office/word/2010/wordml" xmlns:w15="http://schemas.microsoft.com/office/word/2012/wordml" xmlns:w16cex="http://schemas.microsoft.com/office/word/2018/wordml/cex" xmlns:w16cid="http://schemas.microsoft.com/office/word/2016/wordml/cid" xmlns:w16="http://schemas.microsoft.com/office/word/2018/wordml" xmlns:w16du="http://schemas.microsoft.com/office/word/2023/wordml/word16du" xmlns:w16sdtdh="http://schemas.microsoft.com/office/word/2020/wordml/sdtdatahash" xmlns:w16sdtfl="http://schemas.microsoft.com/office/word/2024/wordml/sdtformatlock" xmlns:w16se="http://schemas.microsoft.com/office/word/2015/wordml/symex" xmlns:wpg="http://schemas.microsoft.com/office/word/2010/wordprocessingGroup" xmlns:wpi="http://schemas.microsoft.com/office/word/2010/wordprocessingInk" xmlns:wne="http://schemas.microsoft.com/office/word/2006/wordml" xmlns:wps="http://schemas.microsoft.com/office/word/2010/wordprocessingShape" mc:Ignorable="w14 w15 w16se w16cid w16 w16cex w16sdtdh w16sdtfl w16du wp14">
   <w:body>
     <w:p>
-      <w:r>
-        <w:rPr>
+      <w:pPr>
+        <w:rPr>
+          <w:rFonts w:ascii="Brill" w:hAnsi="Brill"/>
+        </w:rPr>
+      </w:pPr>
+      <w:r>
+        <w:rPr>
+          <w:rFonts w:ascii="Brill" w:hAnsi="Brill"/>
           <w:color w:val="FF0000"/>
         </w:rPr>
         <w:t xml:space="preserve">39r </w:t>
       </w:r>
       <w:r>
+        <w:rPr>
+          <w:rFonts w:ascii="Brill" w:hAnsi="Brill"/>
+        </w:rPr>
         <w:t xml:space="preserve">El diciplo pregunto e dixo maestro ruego te que me digas por que razon quiso el nuestro señor sobir al cielo el dia que subio estando y santa Maria y los diciplos e toda la otra gente que y estava ayuntada % respondio el maestro e dixo yo te lo dire e provar te lo </w:t>
       </w:r>
       <w:r>
         <w:rPr>
+          <w:rFonts w:ascii="Brill" w:hAnsi="Brill"/>
           <w:color w:val="FF0000"/>
         </w:rPr>
         <w:t xml:space="preserve">39v </w:t>
       </w:r>
       <w:r>
+        <w:rPr>
+          <w:rFonts w:ascii="Brill" w:hAnsi="Brill"/>
+        </w:rPr>
         <w:t xml:space="preserve">he por natura natural </w:t>
       </w:r>
       <w:r>
         <w:rPr>
+          <w:rFonts w:ascii="Brill" w:hAnsi="Brill"/>
           <w:color w:val="FF0000"/>
         </w:rPr>
         <w:t xml:space="preserve">natural </w:t>
       </w:r>
       <w:r>
+        <w:rPr>
+          <w:rFonts w:ascii="Brill" w:hAnsi="Brill"/>
+        </w:rPr>
         <w:t>cosa es que toda agua que ombre trae de sierra muy alta e despues que es decendida a yuso al valle conviene por fuerça que fagan caño por do suba tanto como decendio e si gelo non fazen quiebra el caño e tiende se por la tierra pues segun esta decendida del agua puedes entender la decendida que Jesucristo decendio en el mundo e la subida que fizo en los cielos desde el mundo % E la decendida al mundo fue muy grande % E por eso fallamos que dixo san Juan apostol e evangelista en persona de Jesucristo non sube ninguno al cielo si non aquel que decendio d</w:t>
       </w:r>
       <w:r>
         <w:rPr>
+          <w:rFonts w:ascii="Brill" w:hAnsi="Brill"/>
           <w:lang w:val="es-ES"/>
         </w:rPr>
         <w:t xml:space="preserve"> </w:t>
       </w:r>
       <w:r>
+        <w:rPr>
+          <w:rFonts w:ascii="Brill" w:hAnsi="Brill"/>
+        </w:rPr>
         <w:t xml:space="preserve">el % E quando el fue decendido al valle que es la vida carnal d este mundo fue quebrado el caño por medio % E este quebramiento fue el dia que lo pusieron los judios en la cruz. que alli quebraron e tajaron su bida por medio % E asi como esparce el agua despues que el caño es quebrado asi se esparcio la su sangre por salvar todos los del mundo % E este caño fue </w:t>
       </w:r>
       <w:r>
         <w:rPr>
+          <w:rFonts w:ascii="Brill" w:hAnsi="Brill"/>
           <w:color w:val="FF0000"/>
         </w:rPr>
         <w:t xml:space="preserve">40r </w:t>
       </w:r>
       <w:r>
+        <w:rPr>
+          <w:rFonts w:ascii="Brill" w:hAnsi="Brill"/>
+        </w:rPr>
         <w:t>acabado quando el fue resucitado de muerte a vida e en tal guisa fue acabado el caño que pudo tornar el agua aquel altura donde decendio asi como lo vieron quantos ay estavan subir al cielo a la diestra del su padre corporalmente en la carne que rescibio de santa Maria su madre.</w:t>
       </w:r>
     </w:p>
@@ -60,7 +85,7 @@
 </file>
 
 <file path=word/styles.xml><?xml version="1.0" encoding="utf-8"?>
-<w:styles xmlns:mc="http://schemas.openxmlformats.org/markup-compatibility/2006" xmlns:r="http://schemas.openxmlformats.org/officeDocument/2006/relationships" xmlns:w="http://schemas.openxmlformats.org/wordprocessingml/2006/main" xmlns:w14="http://schemas.microsoft.com/office/word/2010/wordml" xmlns:w15="http://schemas.microsoft.com/office/word/2012/wordml" xmlns:w16cex="http://schemas.microsoft.com/office/word/2018/wordml/cex" xmlns:w16cid="http://schemas.microsoft.com/office/word/2016/wordml/cid" xmlns:w16="http://schemas.microsoft.com/office/word/2018/wordml" xmlns:w16sdtdh="http://schemas.microsoft.com/office/word/2020/wordml/sdtdatahash" xmlns:w16se="http://schemas.microsoft.com/office/word/2015/wordml/symex" mc:Ignorable="w14 w15 w16se w16cid w16 w16cex w16sdtdh">
+<w:styles xmlns:mc="http://schemas.openxmlformats.org/markup-compatibility/2006" xmlns:r="http://schemas.openxmlformats.org/officeDocument/2006/relationships" xmlns:w="http://schemas.openxmlformats.org/wordprocessingml/2006/main" xmlns:w14="http://schemas.microsoft.com/office/word/2010/wordml" xmlns:w15="http://schemas.microsoft.com/office/word/2012/wordml" xmlns:w16cex="http://schemas.microsoft.com/office/word/2018/wordml/cex" xmlns:w16cid="http://schemas.microsoft.com/office/word/2016/wordml/cid" xmlns:w16="http://schemas.microsoft.com/office/word/2018/wordml" xmlns:w16du="http://schemas.microsoft.com/office/word/2023/wordml/word16du" xmlns:w16sdtdh="http://schemas.microsoft.com/office/word/2020/wordml/sdtdatahash" xmlns:w16sdtfl="http://schemas.microsoft.com/office/word/2024/wordml/sdtformatlock" xmlns:w16se="http://schemas.microsoft.com/office/word/2015/wordml/symex" mc:Ignorable="w14 w15 w16se w16cid w16 w16cex w16sdtdh w16sdtfl w16du">
   <w:docDefaults>
     <w:rPrDefault>
       <w:rPr>
